--- a/out/チーム探究_チーム案.docx
+++ b/out/チーム探究_チーム案.docx
@@ -1126,6 +1126,50 @@
           </w:p>
         </w:tc>
       </w:tr>
+      <w:tr>
+        <w:tc>
+          <w:tcPr>
+            <w:tcW w:type="dxa" w:w="2551"/>
+          </w:tcPr>
+          <w:p>
+            <w:r>
+              <w:t>チーム世界</w:t>
+            </w:r>
+          </w:p>
+        </w:tc>
+        <w:tc>
+          <w:tcPr>
+            <w:tcW w:type="dxa" w:w="7087"/>
+          </w:tcPr>
+          <w:p>
+            <w:r>
+              <w:t>世界の課題を調べ、世界をよりよくするために汐路中でできることを考えて実行する</w:t>
+            </w:r>
+          </w:p>
+        </w:tc>
+      </w:tr>
+      <w:tr>
+        <w:tc>
+          <w:tcPr>
+            <w:tcW w:type="dxa" w:w="2551"/>
+          </w:tcPr>
+          <w:p>
+            <w:r>
+              <w:t>チームファシリ</w:t>
+            </w:r>
+          </w:p>
+        </w:tc>
+        <w:tc>
+          <w:tcPr>
+            <w:tcW w:type="dxa" w:w="7087"/>
+          </w:tcPr>
+          <w:p>
+            <w:r>
+              <w:t>ファシリテーションの技術を学び、授業や学級の自治活動で活かす</w:t>
+            </w:r>
+          </w:p>
+        </w:tc>
+      </w:tr>
     </w:tbl>
     <w:p>
       <w:pPr>

--- a/out/チーム探究_チーム案.docx
+++ b/out/チーム探究_チーム案.docx
@@ -1017,36 +1017,6 @@
               <w:rPr>
                 <w:sz w:val="19"/>
               </w:rPr>
-              <w:t>国際交流</w:t>
-            </w:r>
-          </w:p>
-        </w:tc>
-        <w:tc>
-          <w:tcPr>
-            <w:tcW w:type="dxa" w:w="7087"/>
-          </w:tcPr>
-          <w:p>
-            <w:r/>
-            <w:r>
-              <w:rPr>
-                <w:sz w:val="19"/>
-              </w:rPr>
-              <w:t>外国にルーツのある生徒との交流、英語イベント</w:t>
-            </w:r>
-          </w:p>
-        </w:tc>
-      </w:tr>
-      <w:tr>
-        <w:tc>
-          <w:tcPr>
-            <w:tcW w:type="dxa" w:w="2551"/>
-          </w:tcPr>
-          <w:p>
-            <w:r/>
-            <w:r>
-              <w:rPr>
-                <w:sz w:val="19"/>
-              </w:rPr>
               <w:t>共生・パラスポーツ</w:t>
             </w:r>
           </w:p>
@@ -1102,36 +1072,6 @@
             <w:tcW w:type="dxa" w:w="2551"/>
           </w:tcPr>
           <w:p>
-            <w:r/>
-            <w:r>
-              <w:rPr>
-                <w:sz w:val="19"/>
-              </w:rPr>
-              <w:t>SDGs</w:t>
-            </w:r>
-          </w:p>
-        </w:tc>
-        <w:tc>
-          <w:tcPr>
-            <w:tcW w:type="dxa" w:w="7087"/>
-          </w:tcPr>
-          <w:p>
-            <w:r/>
-            <w:r>
-              <w:rPr>
-                <w:sz w:val="19"/>
-              </w:rPr>
-              <w:t>プラスチック削減、フードロス、エコ活動</w:t>
-            </w:r>
-          </w:p>
-        </w:tc>
-      </w:tr>
-      <w:tr>
-        <w:tc>
-          <w:tcPr>
-            <w:tcW w:type="dxa" w:w="2551"/>
-          </w:tcPr>
-          <w:p>
             <w:r>
               <w:t>チーム世界</w:t>
             </w:r>
@@ -1143,7 +1083,7 @@
           </w:tcPr>
           <w:p>
             <w:r>
-              <w:t>世界の課題を調べ、世界をよりよくするために汐路中でできることを考えて実行する</w:t>
+              <w:t>世界の課題を調べ、世界をよりよくするために汐路中でできることを考えて実行する（国際交流・SDGsを統合）</w:t>
             </w:r>
           </w:p>
         </w:tc>
